--- a/教案生成器/lesson-plan-docx-generator/docs/evidence/issue-73-synthetic-course/artifacts/教案20_项目三：排序与检索性能_实现库存条目检索并测试散列冲突处理.docx
+++ b/教案生成器/lesson-plan-docx-generator/docs/evidence/issue-73-synthetic-course/artifacts/教案20_项目三：排序与检索性能_实现库存条目检索并测试散列冲突处理.docx
@@ -877,7 +877,7 @@
                 <w:sz w:val="24"/>
                 <w:szCs w:val="24"/>
               </w:rPr>
-              <w:t>4. 装载因子 α=5/7≈0.714；查找 E-301 检查槽3、4。缺失查询只用 `NO-SUCH-ID` 测试哨兵，不代表第六条目录记录。</w:t>
+              <w:t>4. 装载因子α=5/7≈0.714；查找E-301检查槽3、4。NO-SUCH-ID与C-204仅为查询哨兵；C-204从3沿占用簇到空槽0未命中，不代表新增记录。</w:t>
             </w:r>
           </w:p>
           <w:p>
@@ -914,6 +914,42 @@
                 <w:szCs w:val="24"/>
               </w:rPr>
               <w:t>6. 教学小表不承诺平均常数级保证；冲突集中时最坏 O(n)。</w:t>
+            </w:r>
+          </w:p>
+          <w:p>
+            <w:pPr>
+              <w:jc w:val="left"/>
+              <w:rPr>
+                <w:rFonts w:ascii="仿宋" w:eastAsia="仿宋" w:hAnsi="仿宋"/>
+                <w:sz w:val="24"/>
+                <w:szCs w:val="24"/>
+              </w:rPr>
+            </w:pPr>
+            <w:r>
+              <w:rPr>
+                <w:rFonts w:ascii="仿宋" w:eastAsia="仿宋" w:hAnsi="仿宋" w:hint="eastAsia"/>
+                <w:sz w:val="24"/>
+                <w:szCs w:val="24"/>
+              </w:rPr>
+              <w:t>7. 重复resource_id的插入策略为拒绝并保留原条目，不覆盖字段；成功查询返回完整记录，未命中返回null/未找到。</w:t>
+            </w:r>
+          </w:p>
+          <w:p>
+            <w:pPr>
+              <w:jc w:val="left"/>
+              <w:rPr>
+                <w:rFonts w:ascii="仿宋" w:eastAsia="仿宋" w:hAnsi="仿宋"/>
+                <w:sz w:val="24"/>
+                <w:szCs w:val="24"/>
+              </w:rPr>
+            </w:pPr>
+            <w:r>
+              <w:rPr>
+                <w:rFonts w:ascii="仿宋" w:eastAsia="仿宋" w:hAnsi="仿宋" w:hint="eastAsia"/>
+                <w:sz w:val="24"/>
+                <w:szCs w:val="24"/>
+              </w:rPr>
+              <w:t>8. 满表插入新键返回false；拒绝后逐槽比较7个位置，确认原表完全不变。</w:t>
             </w:r>
           </w:p>
         </w:tc>
@@ -1878,6 +1914,46 @@
                 <w:szCs w:val="24"/>
               </w:rPr>
               <w:t>4. 查找模块验收表</w:t>
+            </w:r>
+          </w:p>
+          <w:p>
+            <w:pPr>
+              <w:snapToGrid w:val="0"/>
+              <w:ind w:left="240" w:hangingChars="100" w:hanging="240"/>
+              <w:jc w:val="left"/>
+              <w:rPr>
+                <w:rFonts w:ascii="仿宋" w:eastAsia="仿宋" w:hAnsi="仿宋"/>
+                <w:sz w:val="24"/>
+                <w:szCs w:val="24"/>
+              </w:rPr>
+            </w:pPr>
+            <w:r>
+              <w:rPr>
+                <w:rFonts w:ascii="仿宋" w:eastAsia="仿宋" w:hAnsi="仿宋" w:hint="eastAsia"/>
+                <w:sz w:val="24"/>
+                <w:szCs w:val="24"/>
+              </w:rPr>
+              <w:t>5. 运行起点：practice-starters/L20HashIndexLab.java（Java SE 17）</w:t>
+            </w:r>
+          </w:p>
+          <w:p>
+            <w:pPr>
+              <w:snapToGrid w:val="0"/>
+              <w:ind w:left="240" w:hangingChars="100" w:hanging="240"/>
+              <w:jc w:val="left"/>
+              <w:rPr>
+                <w:rFonts w:ascii="仿宋" w:eastAsia="仿宋" w:hAnsi="仿宋"/>
+                <w:sz w:val="24"/>
+                <w:szCs w:val="24"/>
+              </w:rPr>
+            </w:pPr>
+            <w:r>
+              <w:rPr>
+                <w:rFonts w:ascii="仿宋" w:eastAsia="仿宋" w:hAnsi="仿宋" w:hint="eastAsia"/>
+                <w:sz w:val="24"/>
+                <w:szCs w:val="24"/>
+              </w:rPr>
+              <w:t>6. 碰撞链缺失查询与满表终止断言</w:t>
             </w:r>
           </w:p>
         </w:tc>
@@ -2434,7 +2510,7 @@
                       <w:kern w:val="0"/>
                       <w:sz w:val="22"/>
                     </w:rPr>
-                    <w:t>到课并备齐当前任务材料</w:t>
+                    <w:t>携带冻结记录表、七槽哈希纸表与Java工程</w:t>
                   </w:r>
                 </w:p>
               </w:tc>
@@ -2587,7 +2663,7 @@
                       <w:kern w:val="0"/>
                       <w:sz w:val="22"/>
                     </w:rPr>
-                    <w:t>关注查询模块、冲突测试和性能选择说明中的处理依据</w:t>
+                    <w:t>检查resource_id、起始槽、探测路径和返回记录</w:t>
                   </w:r>
                 </w:p>
               </w:tc>
@@ -2740,7 +2816,7 @@
                       <w:kern w:val="0"/>
                       <w:sz w:val="22"/>
                     </w:rPr>
-                    <w:t>说明查询模块、冲突测试和性能选择说明的一项形成依据</w:t>
+                    <w:t>说明E-301需先比较槽3再命中槽4</w:t>
                   </w:r>
                 </w:p>
               </w:tc>
@@ -2954,7 +3030,7 @@
                       <w:kern w:val="0"/>
                       <w:sz w:val="22"/>
                     </w:rPr>
-                    <w:t>按本课要求保留对应记录</w:t>
+                    <w:t>使用完整键、固定散列函数及重复拒绝合同</w:t>
                   </w:r>
                 </w:p>
               </w:tc>
@@ -3078,7 +3154,7 @@
                     </w:rPr>
                   </w:pPr>
                   <w:r>
-                    <w:t>说明查询模块、冲突测试和性能选择说明的职业用途</w:t>
+                    <w:t>说明演示散列不作生产性能或并发承诺</w:t>
                   </w:r>
                 </w:p>
               </w:tc>
@@ -3239,7 +3315,7 @@
                       <w:kern w:val="0"/>
                       <w:sz w:val="22"/>
                     </w:rPr>
-                    <w:t>如实报告查询模块、冲突测试和性能选择说明的完成情况</w:t>
+                    <w:t>将索引查询用于精确键定位并说明边界</w:t>
                   </w:r>
                 </w:p>
               </w:tc>
@@ -3392,7 +3468,7 @@
                       <w:kern w:val="0"/>
                       <w:sz w:val="22"/>
                     </w:rPr>
-                    <w:t>整理本课材料及其对应位置</w:t>
+                    <w:t>记录槽位、碰撞、探测次数和查询结果</w:t>
                   </w:r>
                 </w:p>
               </w:tc>
@@ -3558,7 +3634,7 @@
                       <w:kern w:val="0"/>
                       <w:sz w:val="22"/>
                     </w:rPr>
-                    <w:t>预读查询模块、冲突测试和性能选择说明对应的任务要求</w:t>
+                    <w:t>预读线性探测并提交重复键或空槽疑问</w:t>
                   </w:r>
                 </w:p>
               </w:tc>
@@ -3711,7 +3787,7 @@
                       <w:kern w:val="0"/>
                       <w:sz w:val="22"/>
                     </w:rPr>
-                    <w:t>围绕查询模块、冲突测试和性能选择说明解释处理决定</w:t>
+                    <w:t>用B-205/E-301轨迹解释碰撞后继续探测</w:t>
                   </w:r>
                 </w:p>
               </w:tc>
@@ -3864,7 +3940,7 @@
                       <w:kern w:val="0"/>
                       <w:sz w:val="22"/>
                     </w:rPr>
-                    <w:t>提交查询模块、冲突测试和性能选择说明及修订说明</w:t>
+                    <w:t>提交索引代码、探测表、成功/失败查询日志</w:t>
                   </w:r>
                 </w:p>
               </w:tc>
@@ -4063,7 +4139,7 @@
                       <w:kern w:val="0"/>
                       <w:sz w:val="22"/>
                     </w:rPr>
-                    <w:t>按本课任务形成查询模块、冲突测试和性能选择说明</w:t>
+                    <w:t>断言重复键不覆盖原记录且缺失查询终止</w:t>
                   </w:r>
                 </w:p>
               </w:tc>
@@ -4200,7 +4276,7 @@
                       <w:kern w:val="0"/>
                       <w:sz w:val="22"/>
                     </w:rPr>
-                    <w:t>说明查询模块、冲突测试和性能选择说明的形成依据</w:t>
+                    <w:t>演示槽3/4探测与完整记录返回字段</w:t>
                   </w:r>
                 </w:p>
               </w:tc>
@@ -4337,7 +4413,7 @@
                       <w:kern w:val="0"/>
                       <w:sz w:val="22"/>
                     </w:rPr>
-                    <w:t>补齐查询模块、冲突测试和性能选择说明中的当前任务缺项</w:t>
+                    <w:t>按反馈复查空槽停止及最多七槽的边界</w:t>
                   </w:r>
                 </w:p>
               </w:tc>
@@ -5258,7 +5334,7 @@
                 <w:sz w:val="24"/>
                 <w:szCs w:val="24"/>
               </w:rPr>
-              <w:t>1. 逐项核对：B-101《算法入门》在馆数量12；B-205《数据结构》借出数量5；B-309《程序设计》在馆数量12；E-301示波器在用数量3；E-304万用表在馆数量5。</w:t>
+              <w:t>1. 打开practice-starters/L20HashIndexLab.java；七槽、冻结记录、ASCII和模7函数、输入事实与查询轨迹断言已给出。</w:t>
             </w:r>
             <w:bookmarkEnd w:id="34"/>
           </w:p>
@@ -5278,45 +5354,7 @@
                 <w:sz w:val="24"/>
                 <w:szCs w:val="24"/>
               </w:rPr>
-              <w:t>2. 计算 B101=257%7=5，B205=262%7=3，B309=267%7=1，E301=262%7=3 后探测到4，E304=265%7=6。</w:t>
-            </w:r>
-          </w:p>
-          <w:p>
-            <w:pPr>
-              <w:ind w:left="250" w:hangingChars="104" w:hanging="250"/>
-              <w:jc w:val="left"/>
-              <w:rPr>
-                <w:rFonts w:ascii="仿宋" w:eastAsia="仿宋" w:hAnsi="仿宋"/>
-                <w:sz w:val="24"/>
-                <w:szCs w:val="24"/>
-              </w:rPr>
-            </w:pPr>
-            <w:r>
-              <w:rPr>
-                <w:rFonts w:ascii="仿宋" w:eastAsia="仿宋" w:hAnsi="仿宋" w:hint="eastAsia"/>
-                <w:sz w:val="24"/>
-                <w:szCs w:val="24"/>
-              </w:rPr>
-              <w:t>3. 成功查找 E-301：槽3先比较 B-205 不匹配，再到槽4比较完整 resource_id 命中；α=5/7。</w:t>
-            </w:r>
-          </w:p>
-          <w:p>
-            <w:pPr>
-              <w:ind w:left="250" w:hangingChars="104" w:hanging="250"/>
-              <w:jc w:val="left"/>
-              <w:rPr>
-                <w:rFonts w:ascii="仿宋" w:eastAsia="仿宋" w:hAnsi="仿宋"/>
-                <w:sz w:val="24"/>
-                <w:szCs w:val="24"/>
-              </w:rPr>
-            </w:pPr>
-            <w:r>
-              <w:rPr>
-                <w:rFonts w:ascii="仿宋" w:eastAsia="仿宋" w:hAnsi="仿宋" w:hint="eastAsia"/>
-                <w:sz w:val="24"/>
-                <w:szCs w:val="24"/>
-              </w:rPr>
-              <w:t>4. 讨论空槽未命中、最多探测7槽和教学实现尚无删除/扩容。</w:t>
+              <w:t>2. 明确insert遇重复resource_id返回false且不覆盖旧条目；lookup以完整键比较、遇空槽停止、最多探测7槽，未命中返回null。</w:t>
             </w:r>
           </w:p>
         </w:tc>
@@ -5541,7 +5579,7 @@
                 <w:sz w:val="24"/>
                 <w:szCs w:val="24"/>
               </w:rPr>
-              <w:t>1. 学生实现 Entry 与固定容量开放寻址表；插入时线性探测，重复 key 行为须显式定义。</w:t>
+              <w:t>1. 25分钟分配：3分钟读事实/接口，6分钟实现插入与重复键规则，8分钟完成有界查询，5分钟跑碰撞/命中/碰撞链未命中/满表断言，3分钟修复首错。</w:t>
             </w:r>
             <w:bookmarkEnd w:id="39"/>
           </w:p>
@@ -5561,26 +5599,7 @@
                 <w:sz w:val="24"/>
                 <w:szCs w:val="24"/>
               </w:rPr>
-              <w:t>2. 查找 E-301 应在槽3、4检查后返回示波器记录；查 `NO-SUCH-ID` 仅作为缺失输入，遇第一个空槽后返回未找到。</w:t>
-            </w:r>
-          </w:p>
-          <w:p>
-            <w:pPr>
-              <w:ind w:left="250" w:hangingChars="104" w:hanging="250"/>
-              <w:jc w:val="left"/>
-              <w:rPr>
-                <w:rFonts w:ascii="仿宋" w:eastAsia="仿宋" w:hAnsi="仿宋"/>
-                <w:sz w:val="24"/>
-                <w:szCs w:val="24"/>
-              </w:rPr>
-            </w:pPr>
-            <w:r>
-              <w:rPr>
-                <w:rFonts w:ascii="仿宋" w:eastAsia="仿宋" w:hAnsi="仿宋" w:hint="eastAsia"/>
-                <w:sz w:val="24"/>
-                <w:szCs w:val="24"/>
-              </w:rPr>
-              <w:t>3. 设置探测次数上限；断言结果仍保留五条记录 resource_id/name/status/quantity。</w:t>
+              <w:t>2. 执行`javac L20HashIndexLab.java &amp;&amp; java L20HashIndexLab`；B-205/E-301起始槽均3，E-301检查3、4后命中；缺失C-204检查3、4、5、6、0后停止，满表缺失最多查7槽；重复键不改原记录；满表新增返回false且7槽快照不变。</w:t>
             </w:r>
           </w:p>
         </w:tc>
@@ -5670,28 +5689,9 @@
                 <w:sz w:val="24"/>
                 <w:szCs w:val="24"/>
               </w:rPr>
-              <w:t>1. 提交源码和逐槽日志，分别报告成功路径、缺失路径与装载率，不报告未经测量的运行时间。</w:t>
+              <w:t>1. 保存槽位图、成功/失败探测序列和返回记录字段；分别核对普通空槽停止、碰撞链后空槽停止与满表七槽上限。</w:t>
             </w:r>
             <w:bookmarkEnd w:id="41"/>
-          </w:p>
-          <w:p>
-            <w:pPr>
-              <w:ind w:left="250" w:hangingChars="104" w:hanging="250"/>
-              <w:jc w:val="left"/>
-              <w:rPr>
-                <w:rFonts w:ascii="仿宋" w:eastAsia="仿宋" w:hAnsi="仿宋"/>
-                <w:sz w:val="24"/>
-                <w:szCs w:val="24"/>
-              </w:rPr>
-            </w:pPr>
-            <w:r>
-              <w:rPr>
-                <w:rFonts w:ascii="仿宋" w:eastAsia="仿宋" w:hAnsi="仿宋" w:hint="eastAsia"/>
-                <w:sz w:val="24"/>
-                <w:szCs w:val="24"/>
-              </w:rPr>
-              <w:t>2. 先填入 B-205/E-301 冲突路径；拓展者完成未命中和满表边界。</w:t>
-            </w:r>
           </w:p>
         </w:tc>
         <w:tc>
